--- a/Articles/08-oil-vs-film-finishes/article.docx
+++ b/Articles/08-oil-vs-film-finishes/article.docx
@@ -70,7 +70,7 @@
     </w:p>
     <w:p>
       <w:r>
-        <w:t xml:space="preserve">Every finishing question eventually comes down to the same fork in the road: something that soaks into the wood, or something that builds a layer on top of it. Both categories have real, opposite strengths, and picking wrong doesn't ruin the piece so much as guarantee you'll be annoyed with it in two years — a cutting board that's too fragile, or a dining table that scratches white the first time someone sets down a hot mug. Here's the actual tradeoff, not the marketing version.</w:t>
+        <w:t xml:space="preserve">Every finishing question boils down to the same fork in the road: does it soak into the wood, or does it sit on top of it? That's really the whole decision tree. Pick wrong and the piece doesn't fall apart — it's worse than that, in a slower way. You just end up annoyed with it a couple years down the line. A cutting board too fragile to actually use. A dining table that scratches white the first time somebody sets a hot mug down without a coaster. So let's skip the marketing copy and get into what these two things actually do.</w:t>
       </w:r>
     </w:p>
     <w:p>
@@ -83,12 +83,12 @@
     </w:p>
     <w:p>
       <w:r>
-        <w:t xml:space="preserve">Danish oil, tung oil, and boiled linseed oil all work the same basic way: they penetrate into the wood fibers and cure there, rather than building a layer on the surface. That gives you a low-sheen, "in the wood" look that a lot of people prefer for furniture, and it's genuinely hard to mess up — wipe on, let it sit 10-15 minutes, wipe off the excess, repeat for 2-3 coats. There's no brush marks to worry about, no dust nibs from a wet film catching debris in the air.</w:t>
-      </w:r>
-    </w:p>
-    <w:p>
-      <w:r>
-        <w:t xml:space="preserve">The tradeoff is protection. An oil finish adds almost no surface film to speak of, so it does very little against water rings, heat from a hot pan, or scratches — the wood underneath is still the wood underneath, just conditioned. </w:t>
+        <w:t xml:space="preserve">Danish oil, tung oil, boiled linseed oil — they all run the same basic trick. They soak into the wood fibers and cure down in there, instead of building up on the surface. That's what gives you the low-sheen, "you can still see the wood" look a lot of furniture builders are actually chasing. And here's the part that matters if you're new to finishing: it's genuinely hard to screw up. Wipe it on. Let it sit 10-15 minutes. Wipe off what didn't soak in. Do that two or three times and you're done. No brush marks to fight. No dust nibs from a wet film sitting out catching every speck of sawdust floating around your shop.</w:t>
+      </w:r>
+    </w:p>
+    <w:p>
+      <w:r>
+        <w:t xml:space="preserve">Here's the cost of that ease, though: almost no protection. An oil finish barely builds a surface film, so water rings, a hot pan, an everyday scratch — none of that gets stopped. The wood underneath is still just the wood underneath, a little more conditioned, but still exposed. </w:t>
       </w:r>
       <w:hyperlink r:id="rIdLink0">
         <w:r>
@@ -112,7 +112,7 @@
         </w:r>
       </w:hyperlink>
       <w:r>
-        <w:t xml:space="preserve"> are both well-regarded, reliable products in this category. The upside on the maintenance side is real, though: when an oil finish wears thin or gets a scuff, you sand lightly and wipe on another coat, and it blends in seamlessly because there's no discrete film to feather-edge against.</w:t>
+        <w:t xml:space="preserve"> are both solid, reliable picks if you're going this route. But there's a real upside buried in that same weakness: when an oil finish wears thin or picks up a scuff, the fix is sand it lightly, wipe on another coat, done. It blends right in, because there was never a discrete film to feather-edge against in the first place.</w:t>
       </w:r>
     </w:p>
     <w:p>
@@ -125,12 +125,12 @@
     </w:p>
     <w:p>
       <w:r>
-        <w:t xml:space="preserve">Polyurethane, lacquer, and shellac all cure into a continuous plastic-like (or resin-like, for shellac) layer sitting on top of the wood rather than in it. That film is what actually blocks water, resists heat, and shrugs off everyday scuffs — it's the reason a poly-finished dining table survives spilled wine and hot casserole dishes that would leave a mark on an oil-only surface. Film finishes also come in sheen options from matte to high-gloss, giving you more control over final look.</w:t>
-      </w:r>
-    </w:p>
-    <w:p>
-      <w:r>
-        <w:t xml:space="preserve">The cost is application difficulty and repairability. Brushing on </w:t>
+        <w:t xml:space="preserve">Flip side of the coin. Polyurethane, lacquer, shellac — these cure into an actual continuous layer sitting on top of the wood, plastic-like for poly and lacquer, resin-like for shellac. That layer is doing real work. It's what blocks water, shrugs off heat, and shakes off the scuffs of daily use — it's the reason a poly-finished dining table survives spilled wine and a hot casserole dish that would've left a permanent mark on an oil-only top. You also get sheen control oil can't touch, anywhere from dead flat to full gloss.</w:t>
+      </w:r>
+    </w:p>
+    <w:p>
+      <w:r>
+        <w:t xml:space="preserve">Now the honest part: getting that film on evenly is genuinely hard. Brushing </w:t>
       </w:r>
       <w:hyperlink r:id="rIdLink2">
         <w:r>
@@ -142,7 +142,7 @@
         </w:r>
       </w:hyperlink>
       <w:r>
-        <w:t xml:space="preserve"> evenly across a wide tabletop without lap marks, bubbles, or dust nibs takes real technique and a controlled environment. And when a film finish does get damaged — a deep scratch, a chip at an edge — you generally can't spot-repair it invisibly. You're sanding back a wider area and refinishing the whole surface, or living with a visible repair line, because a new coat over an old one shows a seam where they overlap.</w:t>
+        <w:t xml:space="preserve"> across a wide tabletop without lap marks, bubbles, or a dust nib landing in the wet finish takes real technique, and it takes a clean, controlled space — not exactly what most home shops offer. And when that film does get damaged, a deep scratch, a chipped edge, you don't get to spot-repair it invisibly. You're sanding back a wider area and refinishing the whole surface, or you're living with a visible repair line, because a fresh coat laid over an old one always shows the seam where the two meet.</w:t>
       </w:r>
     </w:p>
     <w:p>
@@ -171,7 +171,7 @@
     </w:p>
     <w:p>
       <w:r>
-        <w:t xml:space="preserve">Run it against what you're actually building:</w:t>
+        <w:t xml:space="preserve">Stop overthinking it in the abstract and run it against what you're actually building:</w:t>
       </w:r>
     </w:p>
     <w:p>
@@ -189,7 +189,7 @@
         <w:t xml:space="preserve">Cutting boards and butcher blocks:</w:t>
       </w:r>
       <w:r>
-        <w:t xml:space="preserve"> oil only, and food-safe oil specifically — mineral oil or walnut oil, never polyurethane, since a film finish will crack along knife cuts and trap bacteria in the gaps.</w:t>
+        <w:t xml:space="preserve"> oil only, and food-safe oil specifically — mineral oil or walnut oil, never polyurethane, since a film finish cracks along knife cuts and traps bacteria in the gaps.</w:t>
       </w:r>
     </w:p>
     <w:p>
@@ -207,7 +207,7 @@
         <w:t xml:space="preserve">Dining tables and desks:</w:t>
       </w:r>
       <w:r>
-        <w:t xml:space="preserve"> film finish. These see hot dishes, water glasses, and daily wear that oil alone won't survive without constant reapplication.</w:t>
+        <w:t xml:space="preserve"> film finish. These take hot dishes, water glasses, and daily wear that oil alone won't survive without you reapplying it every other week.</w:t>
       </w:r>
     </w:p>
     <w:p>
@@ -225,7 +225,7 @@
         <w:t xml:space="preserve">Workbench tops:</w:t>
       </w:r>
       <w:r>
-        <w:t xml:space="preserve"> oil, on purpose. A film finish on a workbench chips and peels under tool impacts and glue squeeze-out, and you don't want a glossy slick surface under a hand plane anyway. A boiled linseed oil or straight tung oil coat lets the bench take abuse and just gets touched up.</w:t>
+        <w:t xml:space="preserve"> oil, and on purpose. A film finish chips and peels under tool impacts and glue squeeze-out, and the last thing you want under a hand plane is a glossy, slick surface anyway. Boiled linseed oil or straight tung oil lets the bench take abuse and just gets touched up when it needs it.</w:t>
       </w:r>
     </w:p>
     <w:p>
@@ -243,7 +243,7 @@
         <w:t xml:space="preserve">Heirloom furniture, jewelry boxes, display pieces:</w:t>
       </w:r>
       <w:r>
-        <w:t xml:space="preserve"> film finish, usually shellac or lacquer, for the depth and protection — these aren't handling daily abuse but benefit from the higher-end look.</w:t>
+        <w:t xml:space="preserve"> film finish, usually shellac or lacquer, for the depth and the protection — these aren't taking daily abuse, they're earning their keep on looking good.</w:t>
       </w:r>
     </w:p>
     <w:p>
@@ -256,7 +256,7 @@
     </w:p>
     <w:p>
       <w:r>
-        <w:t xml:space="preserve">If you want more protection than straight oil but don't want to fight a brush, wipe-on polyurethane splits the difference. It's real polyurethane thinned down with mineral spirits so it applies like an oil — wipe on with a rag, let it flash, wipe off or let it level — but it still builds an actual film with multiple thin coats. </w:t>
+        <w:t xml:space="preserve">Want more protection than oil but don't want to fight a brush? There's a middle answer: wipe-on polyurethane. It's real polyurethane, just thinned down with mineral spirits until it applies the way oil does — wipe it on with a rag, let it flash off, wipe off the excess or let it level out on its own — but it still builds an actual film across enough thin coats. </w:t>
       </w:r>
       <w:hyperlink r:id="rIdLink3">
         <w:r>
@@ -268,7 +268,7 @@
         </w:r>
       </w:hyperlink>
       <w:r>
-        <w:t xml:space="preserve"> is the standard here. It takes more coats than oil (usually 4-6 thin ones) to build equivalent protection to a couple of brushed coats, but the application is nearly foolproof and it's a good call for anyone who wants poly-level durability without poly-level application headaches.</w:t>
+        <w:t xml:space="preserve"> is the standard product here. It takes more coats to get there than oil does, usually 4-6 thin ones to match what a couple of brushed coats gives you, but the application is close to foolproof. If you want poly-level durability without the poly-level headache of brushing it on clean, this is the answer.</w:t>
       </w:r>
     </w:p>
     <w:p>
@@ -281,12 +281,12 @@
     </w:p>
     <w:p>
       <w:r>
-        <w:t xml:space="preserve">If food or hands touch it directly and often, or it needs to take real abuse without babying, lean oil. If it needs to survive spills, heat, and daily wear while looking good doing it, lean film. When in doubt, wipe-on poly is the safe middle answer for anything that gets moderate use and you don't want to overthink.</w:t>
-      </w:r>
-    </w:p>
-    <w:p>
-      <w:r>
-        <w:t xml:space="preserve">Whatever you land on, keep track of which finish went on which piece — it matters when it's time to recoat. If you're stocking up on finishing supplies alongside your other shop gear, </w:t>
+        <w:t xml:space="preserve">Here's the rule, stripped all the way down. Food or hands touch it directly and often? Lean oil. Needs to take real abuse without babying? Lean oil. Needs to survive spills and heat and daily wear while still looking sharp doing it? Lean film. Still not sure? Wipe-on poly is the safe middle call for anything getting moderate use where you'd rather not think about it any harder than that.</w:t>
+      </w:r>
+    </w:p>
+    <w:p>
+      <w:r>
+        <w:t xml:space="preserve">Whatever you land on, keep track of which finish went where — it actually matters when recoat time rolls around and you can't remember if that table got poly or wipe-on. If you're stocking up on finishing supplies alongside the rest of your shop gear, </w:t>
       </w:r>
       <w:hyperlink r:id="rIdLink4">
         <w:r>
@@ -298,7 +298,7 @@
         </w:r>
       </w:hyperlink>
       <w:r>
-        <w:t xml:space="preserve"> to compare options before you buy.</w:t>
+        <w:t xml:space="preserve"> to compare your options before you just grab whatever's on the shelf.</w:t>
       </w:r>
     </w:p>
     <w:sectPr>

--- a/Articles/08-oil-vs-film-finishes/article.docx
+++ b/Articles/08-oil-vs-film-finishes/article.docx
@@ -286,7 +286,7 @@
     </w:p>
     <w:p>
       <w:r>
-        <w:t xml:space="preserve">Whatever you land on, keep track of which finish went where — it actually matters when recoat time rolls around and you can't remember if that table got poly or wipe-on. If you're stocking up on finishing supplies alongside the rest of your shop gear, </w:t>
+        <w:t xml:space="preserve">Whatever you land on, keep track of which finish went where — it actually matters when recoat time rolls around and you can't remember if that table got poly or wipe-on. If you're already logging builds in Kerph's </w:t>
       </w:r>
       <w:hyperlink r:id="rIdLink4">
         <w:r>
@@ -294,11 +294,11 @@
             <w:color w:val="1E3A8A"/>
             <w:u w:val="single"/>
           </w:rPr>
-          <w:t xml:space="preserve">check the tool catalog</w:t>
-        </w:r>
-      </w:hyperlink>
-      <w:r>
-        <w:t xml:space="preserve"> to compare your options before you just grab whatever's on the shelf.</w:t>
+          <w:t xml:space="preserve">Portfolio</w:t>
+        </w:r>
+      </w:hyperlink>
+      <w:r>
+        <w:t xml:space="preserve">, that project's description field is as good a place as any to note it — future you, standing in front of two open cans trying to remember, will say thanks.</w:t>
       </w:r>
     </w:p>
     <w:sectPr>

--- a/Articles/08-oil-vs-film-finishes/article.docx
+++ b/Articles/08-oil-vs-film-finishes/article.docx
@@ -66,6 +66,19 @@
             </a:graphic>
           </wp:inline>
         </w:drawing>
+      </w:r>
+    </w:p>
+    <w:p>
+      <w:pPr>
+        <w:spacing w:after="200"/>
+      </w:pPr>
+      <w:r>
+        <w:rPr>
+          <w:sz w:val="16"/>
+          <w:color w:val="94A3B8"/>
+          <w:caps/>
+        </w:rPr>
+        <w:t xml:space="preserve">Kerph Garage Tips · kerphplans.com</w:t>
       </w:r>
     </w:p>
     <w:p>

--- a/Articles/08-oil-vs-film-finishes/article.docx
+++ b/Articles/08-oil-vs-film-finishes/article.docx
@@ -69,19 +69,6 @@
       </w:r>
     </w:p>
     <w:p>
-      <w:pPr>
-        <w:spacing w:after="200"/>
-      </w:pPr>
-      <w:r>
-        <w:rPr>
-          <w:sz w:val="16"/>
-          <w:color w:val="94A3B8"/>
-          <w:caps/>
-        </w:rPr>
-        <w:t xml:space="preserve">Kerph Garage Tips · kerphplans.com</w:t>
-      </w:r>
-    </w:p>
-    <w:p>
       <w:r>
         <w:t xml:space="preserve">Every finishing question boils down to the same fork in the road: does it soak into the wood, or does it sit on top of it? That's really the whole decision tree. Pick wrong and the piece doesn't fall apart — it's worse than that, in a slower way. You just end up annoyed with it a couple years down the line. A cutting board too fragile to actually use. A dining table that scratches white the first time somebody sets a hot mug down without a coaster. So let's skip the marketing copy and get into what these two things actually do.</w:t>
       </w:r>
